--- a/docs/tables/entire/sec11_egfr_ratio_sens_summary.docx
+++ b/docs/tables/entire/sec11_egfr_ratio_sens_summary.docx
@@ -687,7 +687,7 @@
                 <w:szCs w:val="22"/>
                 <w:color w:val="000000"/>
               </w:rPr>
-              <w:t xml:space="preserve">432</w:t>
+              <w:t xml:space="preserve">433</w:t>
             </w:r>
           </w:p>
         </w:tc>
@@ -740,7 +740,7 @@
                 <w:szCs w:val="22"/>
                 <w:color w:val="000000"/>
               </w:rPr>
-              <w:t xml:space="preserve">1.09 (1.03, 1.16)</w:t>
+              <w:t xml:space="preserve">1.09 (1.03, 1.15)</w:t>
             </w:r>
           </w:p>
         </w:tc>
@@ -1924,7 +1924,7 @@
                 <w:szCs w:val="22"/>
                 <w:color w:val="000000"/>
               </w:rPr>
-              <w:t xml:space="preserve">0.020</w:t>
+              <w:t xml:space="preserve">0.019</w:t>
             </w:r>
           </w:p>
         </w:tc>
@@ -2625,7 +2625,7 @@
                 <w:szCs w:val="22"/>
                 <w:color w:val="000000"/>
               </w:rPr>
-              <w:t xml:space="preserve">1.22 (1.08, 1.39)</w:t>
+              <w:t xml:space="preserve">1.23 (1.08, 1.40)</w:t>
             </w:r>
           </w:p>
         </w:tc>
@@ -2949,7 +2949,7 @@
                 <w:szCs w:val="22"/>
                 <w:color w:val="000000"/>
               </w:rPr>
-              <w:t xml:space="preserve">484</w:t>
+              <w:t xml:space="preserve">485</w:t>
             </w:r>
           </w:p>
         </w:tc>
@@ -3703,7 +3703,7 @@
                 <w:szCs w:val="22"/>
                 <w:color w:val="000000"/>
               </w:rPr>
-              <w:t xml:space="preserve">264</w:t>
+              <w:t xml:space="preserve">265</w:t>
             </w:r>
           </w:p>
         </w:tc>
@@ -3756,7 +3756,7 @@
                 <w:szCs w:val="22"/>
                 <w:color w:val="000000"/>
               </w:rPr>
-              <w:t xml:space="preserve">1.08 (1.01, 1.17)</w:t>
+              <w:t xml:space="preserve">1.09 (1.01, 1.17)</w:t>
             </w:r>
           </w:p>
         </w:tc>
@@ -3809,7 +3809,7 @@
                 <w:szCs w:val="22"/>
                 <w:color w:val="000000"/>
               </w:rPr>
-              <w:t xml:space="preserve">0.031</w:t>
+              <w:t xml:space="preserve">0.025</w:t>
             </w:r>
           </w:p>
         </w:tc>
@@ -4080,7 +4080,7 @@
                 <w:szCs w:val="22"/>
                 <w:color w:val="000000"/>
               </w:rPr>
-              <w:t xml:space="preserve">162</w:t>
+              <w:t xml:space="preserve">163</w:t>
             </w:r>
           </w:p>
         </w:tc>
@@ -4133,7 +4133,7 @@
                 <w:szCs w:val="22"/>
                 <w:color w:val="000000"/>
               </w:rPr>
-              <w:t xml:space="preserve">1.19 (1.08, 1.32)</w:t>
+              <w:t xml:space="preserve">1.20 (1.08, 1.32)</w:t>
             </w:r>
           </w:p>
         </w:tc>
@@ -4510,7 +4510,7 @@
                 <w:szCs w:val="22"/>
                 <w:color w:val="000000"/>
               </w:rPr>
-              <w:t xml:space="preserve">1.68 (1.33, 2.12)</w:t>
+              <w:t xml:space="preserve">1.68 (1.34, 2.12)</w:t>
             </w:r>
           </w:p>
         </w:tc>
